--- a/THU TUC CAI NGHIEN/cai bat buoc/1.Bat buoc-CV DE NGHI GUI TOA.docx
+++ b/THU TUC CAI NGHIEN/cai bat buoc/1.Bat buoc-CV DE NGHI GUI TOA.docx
@@ -114,7 +114,7 @@
                     </wp:anchor>
                   </w:drawing>
                 </mc:Choice>
-                <mc:Fallback xmlns:wpsCustomData="http://www.wps.cn/officeDocument/2013/wpsCustomData" xmlns:w16sdtfl="http://schemas.microsoft.com/office/word/2024/wordml/sdtformatlock" xmlns:w16du="http://schemas.microsoft.com/office/word/2023/wordml/word16du">
+                <mc:Fallback xmlns:w16du="http://schemas.microsoft.com/office/word/2023/wordml/word16du" xmlns:w16sdtfl="http://schemas.microsoft.com/office/word/2024/wordml/sdtformatlock" xmlns:wpsCustomData="http://www.wps.cn/officeDocument/2013/wpsCustomData">
                   <w:pict>
                     <v:line id="Straight Connector 1" o:spid="_x0000_s1026" o:spt="20" style="position:absolute;left:0pt;margin-left:50.35pt;margin-top:16.85pt;height:0pt;width:86.25pt;z-index:251660288;mso-width-relative:page;mso-height-relative:page;" filled="f" stroked="t" coordsize="21600,21600" o:gfxdata="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">
                       <v:fill on="f" focussize="0,0"/>
@@ -221,7 +221,7 @@
                     </wp:anchor>
                   </w:drawing>
                 </mc:Choice>
-                <mc:Fallback xmlns:wpsCustomData="http://www.wps.cn/officeDocument/2013/wpsCustomData" xmlns:w16sdtfl="http://schemas.microsoft.com/office/word/2024/wordml/sdtformatlock" xmlns:w16du="http://schemas.microsoft.com/office/word/2023/wordml/word16du">
+                <mc:Fallback xmlns:w16du="http://schemas.microsoft.com/office/word/2023/wordml/word16du" xmlns:w16sdtfl="http://schemas.microsoft.com/office/word/2024/wordml/sdtformatlock" xmlns:wpsCustomData="http://www.wps.cn/officeDocument/2013/wpsCustomData">
                   <w:pict>
                     <v:line id="Straight Connector 2" o:spid="_x0000_s1026" o:spt="20" style="position:absolute;left:0pt;margin-left:67.45pt;margin-top:17.5pt;height:0pt;width:156.75pt;z-index:251659264;mso-width-relative:page;mso-height-relative:page;" filled="f" stroked="t" coordsize="21600,21600" o:gfxdata="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">
                       <v:fill on="f" focussize="0,0"/>
@@ -544,7 +544,7 @@
               </wp:anchor>
             </w:drawing>
           </mc:Choice>
-          <mc:Fallback xmlns:wpsCustomData="http://www.wps.cn/officeDocument/2013/wpsCustomData" xmlns:w16sdtfl="http://schemas.microsoft.com/office/word/2024/wordml/sdtformatlock" xmlns:w16du="http://schemas.microsoft.com/office/word/2023/wordml/word16du">
+          <mc:Fallback xmlns:w16du="http://schemas.microsoft.com/office/word/2023/wordml/word16du" xmlns:w16sdtfl="http://schemas.microsoft.com/office/word/2024/wordml/sdtformatlock" xmlns:wpsCustomData="http://www.wps.cn/officeDocument/2013/wpsCustomData">
             <w:pict>
               <v:line id="Straight Connector 3" o:spid="_x0000_s1026" o:spt="20" style="position:absolute;left:0pt;flip:y;margin-left:188.2pt;margin-top:7.05pt;height:0pt;width:80.75pt;z-index:251659264;mso-width-relative:page;mso-height-relative:page;" filled="f" stroked="t" coordsize="21600,21600" o:gfxdata="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">
                 <v:fill on="f" focussize="0,0"/>
@@ -574,115 +574,48 @@
     </w:p>
     <w:p>
       <w:pPr>
-        <w:spacing w:before="120" w:after="0" w:line="240" w:lineRule="auto"/>
         <w:ind w:firstLine="720"/>
         <w:jc w:val="both"/>
+      </w:pPr>
+      <w:r>
+        <w:t>Công an phường Tân Bình, thành phố Hồ Chí Minh đề nghị Chánh án tòa án nhân dân khu vực</w:t>
+      </w:r>
+      <w:r>
+        <w:t xml:space="preserve"> </w:t>
+      </w:r>
+      <w:r>
         <w:rPr>
           <w:color w:val="FF0000"/>
         </w:rPr>
-      </w:pPr>
-      <w:r>
-        <w:rPr>
-          <w:color w:val="FF0000"/>
-        </w:rPr>
-        <w:t>Tôi là:</w:t>
-      </w:r>
-      <w:r>
-        <w:rPr>
-          <w:color w:val="FF0000"/>
-        </w:rPr>
-        <w:t>……………………………………………………………………</w:t>
-      </w:r>
-    </w:p>
-    <w:p>
-      <w:pPr>
-        <w:spacing w:before="120" w:after="0" w:line="240" w:lineRule="auto"/>
-        <w:ind w:firstLine="720"/>
-        <w:jc w:val="both"/>
-        <w:rPr>
-          <w:color w:val="FF0000"/>
-        </w:rPr>
-      </w:pPr>
-      <w:r>
-        <w:rPr>
-          <w:color w:val="FF0000"/>
-        </w:rPr>
-        <w:t>Cấp bậc:</w:t>
-      </w:r>
-      <w:r>
-        <w:rPr>
-          <w:color w:val="FF0000"/>
-        </w:rPr>
-        <w:t>…………………..</w:t>
-      </w:r>
-      <w:r>
-        <w:rPr>
-          <w:color w:val="FF0000"/>
-        </w:rPr>
-        <w:t>;</w:t>
-      </w:r>
-      <w:r>
-        <w:rPr>
-          <w:color w:val="FF0000"/>
-        </w:rPr>
-        <w:t xml:space="preserve"> </w:t>
-      </w:r>
-      <w:r>
-        <w:rPr>
-          <w:color w:val="FF0000"/>
-        </w:rPr>
-        <w:t>Chức vụ:</w:t>
-      </w:r>
-      <w:r>
-        <w:rPr>
-          <w:color w:val="FF0000"/>
-        </w:rPr>
-        <w:t xml:space="preserve"> Phó Trưởng </w:t>
-      </w:r>
-      <w:r>
-        <w:rPr>
-          <w:color w:val="FF0000"/>
-        </w:rPr>
-        <w:t>Công an phường Tân Bình, TP.Hồ Chí Minh.</w:t>
+        <w:t xml:space="preserve">4 </w:t>
+      </w:r>
+      <w:r>
+        <w:t>Xem xét hồ sơ đề nghị áp dụng biện pháp đưa đi cai nghiện bắt buộc đối với:</w:t>
       </w:r>
     </w:p>
     <w:p>
       <w:pPr>
         <w:spacing w:before="120" w:after="120" w:line="240" w:lineRule="auto"/>
-        <w:ind w:firstLine="720"/>
-        <w:jc w:val="both"/>
-        <w:rPr>
-          <w:color w:val="0D0D0D"/>
-        </w:rPr>
+        <w:jc w:val="both"/>
       </w:pPr>
       <w:r>
         <w:rPr>
           <w:b/>
           <w:bCs/>
-          <w:color w:val="0D0D0D"/>
-        </w:rPr>
-        <w:t>1.</w:t>
-      </w:r>
-      <w:r>
-        <w:rPr>
-          <w:color w:val="0D0D0D"/>
-        </w:rPr>
-        <w:t xml:space="preserve"> Đề nghị Tòa án nhân dân khu vực 4 xem xét, quyết định áp dụng biện pháp đưa vào cơ sở cai nghiện ma túy bắt buộc đối với:</w:t>
-      </w:r>
-    </w:p>
-    <w:p>
-      <w:pPr>
-        <w:spacing w:before="120" w:after="120" w:line="240" w:lineRule="auto"/>
-        <w:jc w:val="both"/>
-      </w:pPr>
-      <w:r>
-        <w:rPr>
           <w:color w:val="000000" w:themeColor="text1"/>
         </w:rPr>
+        <w:t xml:space="preserve">1. </w:t>
+      </w:r>
+      <w:r>
+        <w:rPr>
+          <w:color w:val="000000" w:themeColor="text1"/>
+        </w:rPr>
         <w:t>Họ và tên</w:t>
       </w:r>
       <w:r>
         <w:rPr>
+          <w:b/>
+          <w:bCs/>
           <w:i/>
           <w:iCs/>
           <w:color w:val="000000" w:themeColor="text1"/>
@@ -697,9 +630,40 @@
       </w:r>
       <w:r>
         <w:rPr>
-          <w:color w:val="000000"/>
-        </w:rPr>
-        <w:t>{doituong1_ho_va_ten}</w:t>
+          <w:rFonts w:eastAsia="Times New Roman"/>
+          <w:spacing w:val="-2"/>
+        </w:rPr>
+        <w:t>{ho_va_ten_hoa}</w:t>
+      </w:r>
+      <w:r>
+        <w:rPr>
+          <w:rFonts w:eastAsia="Times New Roman"/>
+          <w:spacing w:val="-2"/>
+        </w:rPr>
+        <w:t>;</w:t>
+      </w:r>
+      <w:r>
+        <w:rPr>
+          <w:rFonts w:eastAsia="Times New Roman"/>
+          <w:spacing w:val="-2"/>
+        </w:rPr>
+        <w:tab/>
+      </w:r>
+      <w:r>
+        <w:rPr>
+          <w:rFonts w:eastAsia="Times New Roman"/>
+          <w:spacing w:val="-2"/>
+        </w:rPr>
+        <w:tab/>
+      </w:r>
+      <w:r>
+        <w:rPr>
+          <w:rFonts w:eastAsia="Times New Roman"/>
+          <w:spacing w:val="-2"/>
+          <w:sz w:val="24"/>
+          <w:szCs w:val="24"/>
+        </w:rPr>
+        <w:t xml:space="preserve"> </w:t>
       </w:r>
       <w:r>
         <w:rPr>
@@ -707,7 +671,7 @@
           <w:iCs/>
           <w:color w:val="000000" w:themeColor="text1"/>
         </w:rPr>
-        <w:t>;             Giới tính:</w:t>
+        <w:t>Giới tính:</w:t>
       </w:r>
       <w:bookmarkStart w:id="1" w:name="_Hlk221346198"/>
       <w:r>
@@ -782,614 +746,670 @@
         <w:spacing w:before="120" w:after="120" w:line="240" w:lineRule="auto"/>
         <w:jc w:val="both"/>
         <w:rPr>
-          <w:color w:val="000000" w:themeColor="text1"/>
-        </w:rPr>
-      </w:pPr>
-      <w:r>
+          <w:rFonts w:eastAsia="Times New Roman"/>
+          <w:color w:val="000000"/>
+        </w:rPr>
+      </w:pPr>
+      <w:r>
+        <w:rPr>
+          <w:rFonts w:eastAsia="Times New Roman"/>
+          <w:color w:val="000000"/>
+          <w:lang w:val="vi-VN"/>
+        </w:rPr>
+        <w:t>Số CCCD/</w:t>
+      </w:r>
+      <w:r>
+        <w:rPr>
+          <w:rFonts w:eastAsia="Times New Roman"/>
+          <w:color w:val="000000"/>
+        </w:rPr>
+        <w:t>CC/</w:t>
+      </w:r>
+      <w:r>
+        <w:rPr>
+          <w:rFonts w:eastAsia="Times New Roman"/>
+          <w:color w:val="000000"/>
+          <w:lang w:val="vi-VN"/>
+        </w:rPr>
+        <w:t>CMND/Hộ chiếu:</w:t>
+      </w:r>
+      <w:bookmarkStart w:id="2" w:name="_Hlk221047842"/>
+      <w:r>
+        <w:rPr>
+          <w:color w:val="000000"/>
+        </w:rPr>
+        <w:t xml:space="preserve"> {doituong1_so_cmnd}</w:t>
+      </w:r>
+      <w:bookmarkEnd w:id="2"/>
+    </w:p>
+    <w:p>
+      <w:pPr>
+        <w:spacing w:before="120" w:after="120" w:line="240" w:lineRule="auto"/>
+        <w:jc w:val="both"/>
+        <w:rPr>
+          <w:rFonts w:eastAsia="Times New Roman"/>
+          <w:color w:val="000000"/>
+        </w:rPr>
+      </w:pPr>
+      <w:bookmarkStart w:id="3" w:name="_Hlk222169981"/>
+      <w:r>
+        <w:rPr>
+          <w:rFonts w:eastAsia="Times New Roman"/>
+          <w:color w:val="000000"/>
+          <w:lang w:val="vi-VN"/>
+        </w:rPr>
+        <w:t>Ngày cấp:</w:t>
+      </w:r>
+      <w:bookmarkStart w:id="4" w:name="_Hlk221046708"/>
+      <w:r>
+        <w:rPr>
+          <w:color w:val="000000"/>
+        </w:rPr>
+        <w:t xml:space="preserve"> {doituong1_ngay_cap}</w:t>
+      </w:r>
+      <w:bookmarkEnd w:id="4"/>
+      <w:r>
+        <w:rPr>
+          <w:rFonts w:eastAsia="Times New Roman"/>
+          <w:color w:val="000000"/>
+        </w:rPr>
+        <w:t>;</w:t>
+      </w:r>
+      <w:r>
+        <w:rPr>
+          <w:rFonts w:eastAsia="Times New Roman"/>
+          <w:color w:val="000000"/>
+          <w:lang w:val="vi-VN"/>
+        </w:rPr>
+        <w:t xml:space="preserve">              nơi cấp:</w:t>
+      </w:r>
+      <w:bookmarkStart w:id="5" w:name="_Hlk221047857"/>
+      <w:r>
+        <w:rPr>
+          <w:color w:val="000000"/>
+        </w:rPr>
+        <w:t xml:space="preserve"> {doituong1_noi_cap}</w:t>
+      </w:r>
+      <w:bookmarkEnd w:id="5"/>
+      <w:r>
+        <w:rPr>
+          <w:rFonts w:eastAsia="Times New Roman"/>
+          <w:color w:val="000000"/>
+        </w:rPr>
+        <w:t>.</w:t>
+      </w:r>
+    </w:p>
+    <w:bookmarkEnd w:id="3"/>
+    <w:p>
+      <w:pPr>
+        <w:spacing w:before="120" w:after="120" w:line="240" w:lineRule="auto"/>
+        <w:jc w:val="both"/>
+        <w:rPr>
+          <w:rFonts w:eastAsia="Times New Roman"/>
+          <w:color w:val="000000"/>
+        </w:rPr>
+      </w:pPr>
+      <w:r>
+        <w:rPr>
+          <w:rFonts w:eastAsia="Times New Roman"/>
+          <w:color w:val="000000"/>
+          <w:lang w:val="vi-VN"/>
+        </w:rPr>
+        <w:t>Nơi thường trú:</w:t>
+      </w:r>
+      <w:r>
+        <w:rPr>
+          <w:color w:val="000000"/>
+        </w:rPr>
+        <w:t xml:space="preserve"> {doituong1_noi_thuong_tru}</w:t>
+      </w:r>
+      <w:r>
+        <w:rPr>
+          <w:rFonts w:eastAsia="Times New Roman"/>
+          <w:color w:val="000000"/>
+        </w:rPr>
+        <w:t>.</w:t>
+      </w:r>
+    </w:p>
+    <w:p>
+      <w:pPr>
+        <w:spacing w:before="120" w:after="120" w:line="240" w:lineRule="auto"/>
+        <w:jc w:val="both"/>
+        <w:rPr>
+          <w:bCs/>
+          <w:lang w:bidi="vi-VN"/>
+        </w:rPr>
+      </w:pPr>
+      <w:r>
+        <w:rPr>
+          <w:rFonts w:eastAsia="Times New Roman"/>
+          <w:color w:val="000000"/>
+          <w:lang w:val="vi-VN"/>
+        </w:rPr>
+        <w:t>Nơi ở hiện tại</w:t>
+      </w:r>
+      <w:r>
+        <w:rPr>
+          <w:rFonts w:eastAsia="Times New Roman"/>
+          <w:color w:val="000000"/>
+        </w:rPr>
+        <w:t>:</w:t>
+      </w:r>
+      <w:bookmarkStart w:id="6" w:name="_Hlk221048297"/>
+      <w:r>
+        <w:rPr>
+          <w:color w:val="000000"/>
+        </w:rPr>
+        <w:t xml:space="preserve"> </w:t>
+      </w:r>
+      <w:bookmarkEnd w:id="6"/>
+      <w:r>
+        <w:rPr>
+          <w:bCs/>
+          <w:lang w:bidi="vi-VN"/>
+        </w:rPr>
+        <w:t>Không nơi cư trú ổn định</w:t>
+      </w:r>
+    </w:p>
+    <w:p>
+      <w:pPr>
+        <w:spacing w:before="120" w:after="120" w:line="240" w:lineRule="auto"/>
+        <w:jc w:val="both"/>
+        <w:rPr>
+          <w:color w:val="000000"/>
+        </w:rPr>
+      </w:pPr>
+      <w:r>
+        <w:rPr>
+          <w:rFonts w:eastAsia="Times New Roman"/>
+          <w:color w:val="222222"/>
+          <w:lang w:val="vi-VN"/>
+        </w:rPr>
+        <w:t>Nghề nghiệp:</w:t>
+      </w:r>
+      <w:bookmarkStart w:id="7" w:name="_Hlk221047443"/>
+      <w:r>
+        <w:rPr>
+          <w:color w:val="000000"/>
+        </w:rPr>
+        <w:t xml:space="preserve"> </w:t>
+      </w:r>
+      <w:bookmarkEnd w:id="7"/>
+      <w:r>
+        <w:rPr>
+          <w:color w:val="000000"/>
+        </w:rPr>
+        <w:t>{doituong1_nghe_nghiep};</w:t>
+      </w:r>
+      <w:r>
+        <w:rPr>
+          <w:color w:val="000000"/>
+        </w:rPr>
+        <w:t xml:space="preserve"> </w:t>
+      </w:r>
+    </w:p>
+    <w:p>
+      <w:pPr>
+        <w:spacing w:before="120" w:after="120" w:line="240" w:lineRule="auto"/>
+        <w:jc w:val="both"/>
+        <w:rPr>
+          <w:color w:val="000000"/>
+        </w:rPr>
+      </w:pPr>
+      <w:r>
+        <w:rPr>
+          <w:rFonts w:eastAsia="Times New Roman"/>
+          <w:color w:val="222222"/>
+          <w:lang w:val="vi-VN"/>
+        </w:rPr>
+        <w:t>Nơi làm việc/học tập:</w:t>
+      </w:r>
+      <w:r>
+        <w:rPr>
+          <w:rFonts w:eastAsia="Times New Roman"/>
+          <w:spacing w:val="-2"/>
+          <w:lang w:val="vi-VN"/>
+        </w:rPr>
+        <w:t xml:space="preserve"> </w:t>
+      </w:r>
+      <w:bookmarkStart w:id="8" w:name="_Hlk221047461"/>
+      <w:r>
+        <w:rPr>
+          <w:color w:val="000000"/>
+        </w:rPr>
+        <w:t>{doituong1_noi_lam_viec}</w:t>
+      </w:r>
+      <w:bookmarkEnd w:id="8"/>
+    </w:p>
+    <w:p>
+      <w:pPr>
+        <w:spacing w:after="0" w:line="360" w:lineRule="auto"/>
+        <w:jc w:val="both"/>
+        <w:rPr>
+          <w:i/>
+        </w:rPr>
+      </w:pPr>
+      <w:r>
+        <w:rPr>
+          <w:b/>
+          <w:bCs/>
+        </w:rPr>
+        <w:t>2.</w:t>
+      </w:r>
+      <w:r>
+        <w:t xml:space="preserve"> Lý do đề nghị lập hồ sơ đề nghị áp dụng biện pháp đưa đi cai nghiện bắt buộc </w:t>
+      </w:r>
+      <w:r>
+        <w:rPr>
+          <w:i/>
+        </w:rPr>
+        <w:t>(ghi rõ hành vi vi phạm, điều khoản vi phạm)</w:t>
+      </w:r>
+    </w:p>
+    <w:p>
+      <w:pPr>
+        <w:shd w:val="clear" w:color="auto" w:fill="FFFFFF"/>
+        <w:spacing w:before="120" w:line="240" w:lineRule="auto"/>
+        <w:ind w:firstLine="567"/>
+        <w:jc w:val="both"/>
+        <w:rPr>
+          <w:rFonts w:eastAsia="Times New Roman"/>
+          <w:color w:val="000000"/>
+        </w:rPr>
+      </w:pPr>
+      <w:bookmarkStart w:id="9" w:name="_Hlk222168528"/>
+      <w:r>
+        <w:rPr>
+          <w:color w:val="000000"/>
+        </w:rPr>
+        <w:t>-{tom_tat}</w:t>
+      </w:r>
+      <w:bookmarkEnd w:id="9"/>
+      <w:r>
+        <w:rPr>
+          <w:rFonts w:eastAsia="Times New Roman"/>
+          <w:color w:val="000000"/>
+        </w:rPr>
+        <w:t xml:space="preserve">, Công an Phường Tân Bình đưa </w:t>
+      </w:r>
+      <w:r>
+        <w:rPr>
+          <w:color w:val="FF0000"/>
+        </w:rPr>
+        <w:t xml:space="preserve">{doituong1_ho_va_ten} </w:t>
+      </w:r>
+      <w:r>
+        <w:rPr>
+          <w:color w:val="000000"/>
+        </w:rPr>
+        <w:t xml:space="preserve">đến </w:t>
+      </w:r>
+      <w:r>
+        <w:rPr>
+          <w:rFonts w:eastAsia="Times New Roman"/>
+          <w:color w:val="000000"/>
+        </w:rPr>
+        <w:t xml:space="preserve">Trạm y tế phường Tân Bình, TP.Hồ Chí Minh test ma túy cho kết quả Dương tính (+) với </w:t>
+      </w:r>
+      <w:r>
+        <w:rPr>
+          <w:color w:val="000000"/>
+        </w:rPr>
+        <w:t>{doituong1_loai_ma_tuy}</w:t>
+      </w:r>
+      <w:r>
+        <w:rPr>
+          <w:rFonts w:eastAsia="Times New Roman"/>
+          <w:color w:val="000000"/>
+        </w:rPr>
+        <w:t>.</w:t>
+      </w:r>
+    </w:p>
+    <w:p>
+      <w:pPr>
+        <w:shd w:val="clear" w:color="auto" w:fill="FFFFFF"/>
+        <w:spacing w:after="0" w:line="360" w:lineRule="auto"/>
+        <w:ind w:firstLine="567"/>
+        <w:jc w:val="both"/>
+        <w:rPr>
+          <w:rFonts w:eastAsia="Times New Roman"/>
+          <w:bCs/>
+          <w:iCs/>
+          <w:color w:val="000000"/>
+          <w:lang w:val="vi-VN" w:bidi="vi-VN"/>
+        </w:rPr>
+      </w:pPr>
+      <w:r>
+        <w:rPr>
+          <w:rFonts w:eastAsia="Times New Roman"/>
+          <w:color w:val="000000"/>
+        </w:rPr>
+        <w:t xml:space="preserve">- </w:t>
+      </w:r>
+      <w:bookmarkStart w:id="10" w:name="_Hlk239698653"/>
+      <w:r>
+        <w:rPr>
+          <w:rFonts w:eastAsia="Times New Roman"/>
+          <w:bCs/>
+          <w:iCs/>
+          <w:color w:val="000000"/>
+          <w:lang w:val="vi-VN" w:bidi="vi-VN"/>
+        </w:rPr>
+        <w:t xml:space="preserve">Qua xác minh thông tin cư trú: </w:t>
+      </w:r>
+      <w:r>
+        <w:rPr>
+          <w:color w:val="FF0000"/>
+        </w:rPr>
+        <w:t xml:space="preserve">{doituong1_ho_va_ten} </w:t>
+      </w:r>
+      <w:r>
+        <w:rPr>
+          <w:rFonts w:eastAsia="Times New Roman"/>
+          <w:bCs/>
+          <w:iCs/>
+          <w:color w:val="FF0000"/>
+          <w:lang w:val="vi-VN" w:bidi="vi-VN"/>
+        </w:rPr>
+        <w:t>có đăng ký hộ khẩu thường trú, không thực tế cư trú tại địa phương, không có nơi cư trú ổn định, thuộc diện quản lý về ma túy, chưa phát hiện tiền án, tiền sự</w:t>
+      </w:r>
+      <w:r>
+        <w:rPr>
+          <w:rFonts w:eastAsia="Times New Roman"/>
+          <w:bCs/>
+          <w:iCs/>
+          <w:color w:val="000000"/>
+          <w:lang w:val="vi-VN" w:bidi="vi-VN"/>
+        </w:rPr>
+        <w:t>.</w:t>
+      </w:r>
+    </w:p>
+    <w:bookmarkEnd w:id="10"/>
+    <w:p>
+      <w:pPr>
+        <w:shd w:val="clear" w:color="auto" w:fill="FFFFFF"/>
+        <w:spacing w:before="120" w:line="240" w:lineRule="auto"/>
+        <w:ind w:firstLine="567"/>
+        <w:jc w:val="both"/>
+        <w:rPr>
+          <w:rFonts w:eastAsia="Times New Roman"/>
+          <w:color w:val="000000"/>
+        </w:rPr>
+      </w:pPr>
+      <w:r>
+        <w:rPr>
+          <w:color w:val="FF0000"/>
+        </w:rPr>
+        <w:t xml:space="preserve">- {doituong1_ho_va_ten} </w:t>
+      </w:r>
+      <w:r>
+        <w:rPr>
+          <w:rFonts w:eastAsia="Times New Roman"/>
+          <w:color w:val="000000"/>
+        </w:rPr>
+        <w:t xml:space="preserve">vi phạm </w:t>
+      </w:r>
+      <w:r>
+        <w:rPr>
+          <w:rFonts w:eastAsia="Times New Roman"/>
+          <w:bCs/>
+          <w:iCs/>
+          <w:color w:val="000000"/>
+          <w:lang w:val="vi-VN" w:bidi="vi-VN"/>
+        </w:rPr>
+        <w:t>vi phạm điểm a, khoản 1, điều 30 Nghị định 282/2025 NĐ-CP ngày 15/12/2025</w:t>
+      </w:r>
+      <w:r>
+        <w:rPr>
+          <w:rFonts w:eastAsia="Times New Roman"/>
+          <w:color w:val="000000"/>
+        </w:rPr>
+        <w:t>.</w:t>
+      </w:r>
+    </w:p>
+    <w:p>
+      <w:pPr>
+        <w:shd w:val="clear" w:color="auto" w:fill="FFFFFF"/>
+        <w:spacing w:before="120" w:line="240" w:lineRule="auto"/>
+        <w:ind w:firstLine="567"/>
+        <w:jc w:val="both"/>
+        <w:rPr>
+          <w:rFonts w:eastAsia="Times New Roman"/>
+          <w:color w:val="000000"/>
+        </w:rPr>
+      </w:pPr>
+    </w:p>
+    <w:p>
+      <w:pPr>
+        <w:shd w:val="clear" w:color="auto" w:fill="FFFFFF"/>
+        <w:spacing w:before="120" w:line="240" w:lineRule="auto"/>
+        <w:ind w:firstLine="567"/>
+        <w:jc w:val="both"/>
+        <w:rPr>
+          <w:rFonts w:eastAsia="Times New Roman"/>
+          <w:color w:val="000000"/>
+        </w:rPr>
+      </w:pPr>
+    </w:p>
+    <w:p>
+      <w:pPr>
+        <w:spacing w:before="120" w:after="0" w:line="240" w:lineRule="auto"/>
+        <w:ind w:firstLine="720"/>
+        <w:jc w:val="both"/>
         <w:rPr>
           <w:color w:val="000000" w:themeColor="text1"/>
           <w:lang w:val="vi-VN"/>
         </w:rPr>
-        <w:t>Quê quán</w:t>
-      </w:r>
-      <w:r>
-        <w:rPr>
+      </w:pPr>
+      <w:r>
+        <w:rPr>
+          <w:b/>
+          <w:bCs/>
+          <w:color w:val="000000" w:themeColor="text1"/>
+        </w:rPr>
+        <w:lastRenderedPageBreak/>
+        <w:t>3</w:t>
+      </w:r>
+      <w:r>
+        <w:rPr>
+          <w:b/>
+          <w:bCs/>
           <w:color w:val="000000" w:themeColor="text1"/>
           <w:lang w:val="vi-VN"/>
         </w:rPr>
-        <w:t>:</w:t>
-      </w:r>
-      <w:r>
-        <w:rPr>
-          <w:color w:val="000000"/>
-        </w:rPr>
-        <w:t xml:space="preserve"> </w:t>
-      </w:r>
-      <w:r>
-        <w:rPr>
-          <w:color w:val="000000"/>
-        </w:rPr>
-        <w:t>{doituong1_que_quan}</w:t>
-      </w:r>
-    </w:p>
-    <w:p>
-      <w:pPr>
-        <w:spacing w:before="120" w:after="120" w:line="240" w:lineRule="auto"/>
-        <w:jc w:val="both"/>
-        <w:rPr>
-          <w:rFonts w:eastAsia="Times New Roman"/>
-          <w:color w:val="000000"/>
-        </w:rPr>
-      </w:pPr>
-      <w:r>
-        <w:rPr>
-          <w:rFonts w:eastAsia="Times New Roman"/>
-          <w:color w:val="000000"/>
-          <w:lang w:val="vi-VN"/>
-        </w:rPr>
-        <w:t>Số CCCD/</w:t>
-      </w:r>
-      <w:r>
-        <w:rPr>
-          <w:rFonts w:eastAsia="Times New Roman"/>
-          <w:color w:val="000000"/>
-        </w:rPr>
-        <w:t>CC/</w:t>
-      </w:r>
-      <w:r>
-        <w:rPr>
-          <w:rFonts w:eastAsia="Times New Roman"/>
-          <w:color w:val="000000"/>
-          <w:lang w:val="vi-VN"/>
-        </w:rPr>
-        <w:t>CMND/Hộ chiếu:</w:t>
-      </w:r>
-      <w:bookmarkStart w:id="2" w:name="_Hlk221047842"/>
-      <w:r>
-        <w:rPr>
-          <w:color w:val="000000"/>
-        </w:rPr>
-        <w:t xml:space="preserve"> {doituong1_so_cmnd}</w:t>
-      </w:r>
-      <w:bookmarkEnd w:id="2"/>
-    </w:p>
-    <w:p>
-      <w:pPr>
-        <w:spacing w:before="120" w:after="120" w:line="240" w:lineRule="auto"/>
-        <w:jc w:val="both"/>
-        <w:rPr>
-          <w:rFonts w:eastAsia="Times New Roman"/>
-          <w:color w:val="000000"/>
-        </w:rPr>
-      </w:pPr>
-      <w:bookmarkStart w:id="3" w:name="_Hlk222169981"/>
-      <w:r>
-        <w:rPr>
-          <w:rFonts w:eastAsia="Times New Roman"/>
-          <w:color w:val="000000"/>
-          <w:lang w:val="vi-VN"/>
-        </w:rPr>
-        <w:t>Ngày cấp:</w:t>
-      </w:r>
-      <w:bookmarkStart w:id="4" w:name="_Hlk221046708"/>
-      <w:r>
-        <w:rPr>
-          <w:color w:val="000000"/>
-        </w:rPr>
-        <w:t xml:space="preserve"> {doituong1_ngay_cap}</w:t>
-      </w:r>
-      <w:bookmarkEnd w:id="4"/>
-      <w:r>
-        <w:rPr>
-          <w:rFonts w:eastAsia="Times New Roman"/>
-          <w:color w:val="000000"/>
-        </w:rPr>
-        <w:t>;</w:t>
-      </w:r>
-      <w:r>
-        <w:rPr>
-          <w:rFonts w:eastAsia="Times New Roman"/>
-          <w:color w:val="000000"/>
-          <w:lang w:val="vi-VN"/>
-        </w:rPr>
-        <w:t xml:space="preserve">              nơi cấp:</w:t>
-      </w:r>
-      <w:bookmarkStart w:id="5" w:name="_Hlk221047857"/>
-      <w:r>
-        <w:rPr>
-          <w:color w:val="000000"/>
-        </w:rPr>
-        <w:t xml:space="preserve"> {doituong1_noi_cap}</w:t>
-      </w:r>
-      <w:bookmarkEnd w:id="5"/>
-      <w:r>
-        <w:rPr>
-          <w:rFonts w:eastAsia="Times New Roman"/>
-          <w:color w:val="000000"/>
-        </w:rPr>
         <w:t>.</w:t>
       </w:r>
-    </w:p>
-    <w:bookmarkEnd w:id="3"/>
-    <w:p>
-      <w:pPr>
-        <w:spacing w:before="120" w:after="120" w:line="240" w:lineRule="auto"/>
-        <w:jc w:val="both"/>
-        <w:rPr>
-          <w:rFonts w:eastAsia="Times New Roman"/>
-          <w:color w:val="000000"/>
-        </w:rPr>
-      </w:pPr>
-      <w:r>
-        <w:rPr>
-          <w:rFonts w:eastAsia="Times New Roman"/>
-          <w:color w:val="000000"/>
-          <w:lang w:val="vi-VN"/>
-        </w:rPr>
-        <w:t>Nơi thường trú:</w:t>
-      </w:r>
-      <w:r>
-        <w:rPr>
-          <w:color w:val="000000"/>
-        </w:rPr>
-        <w:t xml:space="preserve"> {doituong1_noi_thuong_tru}</w:t>
-      </w:r>
-      <w:r>
-        <w:rPr>
-          <w:rFonts w:eastAsia="Times New Roman"/>
-          <w:color w:val="000000"/>
-        </w:rPr>
-        <w:t>.</w:t>
-      </w:r>
-    </w:p>
-    <w:p>
-      <w:pPr>
-        <w:spacing w:before="120" w:after="120" w:line="240" w:lineRule="auto"/>
-        <w:jc w:val="both"/>
-        <w:rPr>
-          <w:rFonts w:eastAsia="Times New Roman"/>
-          <w:color w:val="000000"/>
-        </w:rPr>
-      </w:pPr>
-      <w:r>
-        <w:rPr>
-          <w:rFonts w:eastAsia="Times New Roman"/>
-          <w:color w:val="000000"/>
-          <w:lang w:val="vi-VN"/>
-        </w:rPr>
-        <w:t>Nơi ở hiện tại</w:t>
-      </w:r>
-      <w:r>
-        <w:rPr>
-          <w:rFonts w:eastAsia="Times New Roman"/>
-          <w:color w:val="000000"/>
-        </w:rPr>
-        <w:t>:</w:t>
-      </w:r>
-      <w:bookmarkStart w:id="6" w:name="_Hlk221048297"/>
-      <w:r>
-        <w:rPr>
-          <w:color w:val="000000"/>
-        </w:rPr>
-        <w:t xml:space="preserve"> {doituong1_noi_o_hien_tai}</w:t>
-      </w:r>
-      <w:bookmarkEnd w:id="6"/>
-      <w:r>
-        <w:rPr>
-          <w:rFonts w:eastAsia="Times New Roman"/>
-          <w:color w:val="222222"/>
-        </w:rPr>
-        <w:t>.</w:t>
-      </w:r>
-    </w:p>
-    <w:p>
-      <w:pPr>
-        <w:spacing w:before="120" w:after="0" w:line="240" w:lineRule="auto"/>
-        <w:ind w:firstLine="720"/>
-        <w:jc w:val="both"/>
+      <w:r>
         <w:rPr>
           <w:color w:val="000000" w:themeColor="text1"/>
           <w:lang w:val="vi-VN"/>
         </w:rPr>
-      </w:pPr>
-      <w:r>
-        <w:rPr>
-          <w:b/>
-          <w:bCs/>
-          <w:color w:val="000000" w:themeColor="text1"/>
-          <w:lang w:val="vi-VN"/>
-        </w:rPr>
-        <w:t>2.</w:t>
-      </w:r>
-      <w:r>
-        <w:rPr>
-          <w:color w:val="000000" w:themeColor="text1"/>
-          <w:lang w:val="vi-VN"/>
-        </w:rPr>
         <w:t xml:space="preserve"> Hồ sơ đề nghị kèm theo gồm:</w:t>
       </w:r>
     </w:p>
     <w:p>
       <w:pPr>
-        <w:spacing w:before="120" w:after="0" w:line="240" w:lineRule="auto"/>
-        <w:ind w:firstLine="720"/>
-        <w:jc w:val="both"/>
-        <w:rPr>
-          <w:color w:val="000000" w:themeColor="text1"/>
-          <w:lang w:val="vi-VN"/>
-        </w:rPr>
-      </w:pPr>
-      <w:r>
-        <w:rPr>
-          <w:color w:val="000000" w:themeColor="text1"/>
-          <w:lang w:val="vi-VN"/>
-        </w:rPr>
-        <w:t>1) Công văn của Công an Phường Tân Bình về việc xem xét hồ sơ đề nghị áp dụng biện pháp đưa vào cơ sở cai nghiện bắt buộc.</w:t>
-      </w:r>
-    </w:p>
-    <w:p>
-      <w:pPr>
-        <w:spacing w:before="120" w:after="0" w:line="240" w:lineRule="auto"/>
-        <w:ind w:firstLine="720"/>
-        <w:jc w:val="both"/>
-        <w:rPr>
-          <w:color w:val="000000" w:themeColor="text1"/>
-          <w:lang w:val="vi-VN"/>
-        </w:rPr>
-      </w:pPr>
-      <w:r>
-        <w:rPr>
-          <w:color w:val="000000" w:themeColor="text1"/>
-          <w:lang w:val="vi-VN"/>
-        </w:rPr>
-        <w:t>2) Yêu cầu tra cứu.</w:t>
-      </w:r>
-    </w:p>
-    <w:p>
-      <w:pPr>
-        <w:spacing w:before="120" w:after="0" w:line="240" w:lineRule="auto"/>
-        <w:ind w:firstLine="720"/>
-        <w:jc w:val="both"/>
-        <w:rPr>
-          <w:color w:val="000000" w:themeColor="text1"/>
-          <w:lang w:val="vi-VN"/>
-        </w:rPr>
-      </w:pPr>
-      <w:r>
-        <w:rPr>
-          <w:color w:val="000000" w:themeColor="text1"/>
-          <w:lang w:val="vi-VN"/>
-        </w:rPr>
-        <w:t>3) Phiếu xét nghiệm chất ma túy trong cơ thể.</w:t>
-      </w:r>
-    </w:p>
-    <w:p>
-      <w:pPr>
-        <w:spacing w:before="120" w:after="0" w:line="240" w:lineRule="auto"/>
-        <w:ind w:firstLine="720"/>
-        <w:jc w:val="both"/>
-        <w:rPr>
-          <w:color w:val="000000" w:themeColor="text1"/>
-          <w:lang w:val="vi-VN"/>
-        </w:rPr>
-      </w:pPr>
-      <w:r>
-        <w:rPr>
-          <w:color w:val="000000" w:themeColor="text1"/>
-          <w:lang w:val="vi-VN"/>
-        </w:rPr>
-        <w:t xml:space="preserve">4) Biên bản vi phạm hành chính số </w:t>
-      </w:r>
-      <w:r>
-        <w:rPr>
+        <w:spacing w:after="0" w:line="360" w:lineRule="auto"/>
+        <w:jc w:val="both"/>
+      </w:pPr>
+      <w:r>
+        <w:t>- Đề nghị xem xét hồ sơ đề nghị áp dụng biện pháp đưa vào cơ sở cai nghiện bắt buộc.</w:t>
+      </w:r>
+    </w:p>
+    <w:p>
+      <w:pPr>
+        <w:spacing w:after="0" w:line="360" w:lineRule="auto"/>
+        <w:jc w:val="both"/>
+      </w:pPr>
+      <w:r>
+        <w:t>- Yêu cầu tra cứu.</w:t>
+      </w:r>
+    </w:p>
+    <w:p>
+      <w:pPr>
+        <w:spacing w:after="0" w:line="360" w:lineRule="auto"/>
+        <w:jc w:val="both"/>
+      </w:pPr>
+      <w:r>
+        <w:t xml:space="preserve">- Kết quả xét nghiệm, phiếu trả lời kết quả về việc xác định tình trạng nghiện. </w:t>
+      </w:r>
+    </w:p>
+    <w:p>
+      <w:pPr>
+        <w:spacing w:after="0" w:line="360" w:lineRule="auto"/>
+        <w:jc w:val="both"/>
+      </w:pPr>
+      <w:r>
+        <w:t>- Biên bản vi phạm hành chính.</w:t>
+      </w:r>
+    </w:p>
+    <w:p>
+      <w:pPr>
+        <w:spacing w:after="0" w:line="360" w:lineRule="auto"/>
+        <w:jc w:val="both"/>
+      </w:pPr>
+      <w:r>
+        <w:t>- Bản tóm tắt lý lịch người được đề nghị xác định tình trạng nghiện.</w:t>
+      </w:r>
+    </w:p>
+    <w:p>
+      <w:pPr>
+        <w:spacing w:after="0" w:line="360" w:lineRule="auto"/>
+        <w:jc w:val="both"/>
+      </w:pPr>
+      <w:r>
+        <w:t>- Lý lịch tóm tắt của người bị đề nghị áp dụng biện pháp đưa vào cơ sở cai nghiện bắt buộc.</w:t>
+      </w:r>
+    </w:p>
+    <w:p>
+      <w:pPr>
+        <w:spacing w:after="0" w:line="360" w:lineRule="auto"/>
+        <w:jc w:val="both"/>
+      </w:pPr>
+      <w:r>
+        <w:t>- Bản tường trình.</w:t>
+      </w:r>
+    </w:p>
+    <w:p>
+      <w:pPr>
+        <w:spacing w:after="0" w:line="360" w:lineRule="auto"/>
+        <w:jc w:val="both"/>
+      </w:pPr>
+      <w:r>
+        <w:t>- Quyết định tạm giữ người theo thủ tục hành chính.</w:t>
+      </w:r>
+    </w:p>
+    <w:p>
+      <w:pPr>
+        <w:spacing w:after="0" w:line="360" w:lineRule="auto"/>
+        <w:jc w:val="both"/>
+      </w:pPr>
+      <w:r>
+        <w:t>- Biên bản về việc giao, nhận hồ sơ, người bị quản lý trong thời gian lập hồ sơ đề nghị áp dụng biện pháp đưa vào cơ sở cai nghiện bắt buộc.</w:t>
+      </w:r>
+    </w:p>
+    <w:p>
+      <w:pPr>
+        <w:spacing w:after="0" w:line="360" w:lineRule="auto"/>
+        <w:jc w:val="both"/>
+        <w:rPr>
+          <w:bCs/>
+        </w:rPr>
+      </w:pPr>
+      <w:r>
+        <w:rPr>
+          <w:bCs/>
+        </w:rPr>
+        <w:t>- Quyết định về việc quản lý người nghiện ma túy trong thời gian làm thủ tục đề nghị áp dụng biện pháp đưa vào cơ sở cai nghiện bắt buộc.</w:t>
+      </w:r>
+    </w:p>
+    <w:p>
+      <w:pPr>
+        <w:spacing w:after="0" w:line="360" w:lineRule="auto"/>
+        <w:jc w:val="both"/>
+        <w:rPr>
+          <w:bCs/>
+        </w:rPr>
+      </w:pPr>
+      <w:r>
+        <w:rPr>
+          <w:bCs/>
+        </w:rPr>
+        <w:t>- Biên bản vi phạm về cai nghiện ma túy tự nguyện, quản lý sau cai nghiện ma túy và điều trị nghiện các chất dạng thuốc phiện bằng thuốc thay thế.</w:t>
+      </w:r>
+    </w:p>
+    <w:p>
+      <w:pPr>
+        <w:spacing w:after="0" w:line="360" w:lineRule="auto"/>
+        <w:jc w:val="both"/>
+      </w:pPr>
+      <w:r>
+        <w:t>- Phiếu xác minh thông tin về cư trú.</w:t>
+      </w:r>
+    </w:p>
+    <w:p>
+      <w:pPr>
+        <w:spacing w:after="0" w:line="360" w:lineRule="auto"/>
+        <w:jc w:val="both"/>
+        <w:rPr>
+          <w:bCs/>
+        </w:rPr>
+      </w:pPr>
+      <w:r>
+        <w:t>-</w:t>
+      </w:r>
+      <w:r>
+        <w:rPr>
+          <w:bCs/>
+        </w:rPr>
+        <w:t xml:space="preserve"> Thông báo</w:t>
+      </w:r>
+      <w:r>
+        <w:t xml:space="preserve"> </w:t>
+      </w:r>
+      <w:r>
+        <w:rPr>
+          <w:bCs/>
+        </w:rPr>
+        <w:t>về việc lập hồ sơ đề nghị áp dụng biện pháp đưa vào cơ sở cai nghiện bắt buộc.</w:t>
+      </w:r>
+    </w:p>
+    <w:p>
+      <w:pPr>
+        <w:spacing w:after="0" w:line="360" w:lineRule="auto"/>
+        <w:jc w:val="both"/>
+        <w:rPr>
+          <w:bCs/>
+        </w:rPr>
+      </w:pPr>
+      <w:r>
+        <w:rPr>
+          <w:bCs/>
+        </w:rPr>
+        <w:t>- Biên bản đọc hồ sơ đề nghị áp dụng biện pháp đưa vào cơ sở cai nghiện bắt buộc.</w:t>
+      </w:r>
+    </w:p>
+    <w:p>
+      <w:pPr>
+        <w:spacing w:after="0" w:line="360" w:lineRule="auto"/>
+        <w:jc w:val="both"/>
+        <w:rPr>
+          <w:bCs/>
+        </w:rPr>
+      </w:pPr>
+      <w:r>
+        <w:rPr>
+          <w:bCs/>
+        </w:rPr>
+        <w:t xml:space="preserve">- Chỉ bản của </w:t>
+      </w:r>
+      <w:r>
+        <w:rPr>
+          <w:rFonts w:eastAsia="Times New Roman"/>
           <w:color w:val="FF0000"/>
-        </w:rPr>
-        <w:t xml:space="preserve">           </w:t>
-      </w:r>
-      <w:r>
-        <w:rPr>
-          <w:color w:val="FF0000"/>
-          <w:lang w:val="vi-VN"/>
-        </w:rPr>
-        <w:t xml:space="preserve">/BB-VPHC ngày </w:t>
-      </w:r>
-      <w:r>
-        <w:rPr>
-          <w:color w:val="FF0000"/>
-        </w:rPr>
-        <w:t xml:space="preserve">   /    /2026</w:t>
-      </w:r>
-      <w:r>
-        <w:rPr>
-          <w:color w:val="000000" w:themeColor="text1"/>
-          <w:lang w:val="vi-VN"/>
-        </w:rPr>
-        <w:t xml:space="preserve"> của Công an Phường Tân Bình, Tp.Hồ Chí Minh.</w:t>
-      </w:r>
-    </w:p>
-    <w:p>
-      <w:pPr>
-        <w:spacing w:before="120" w:after="0" w:line="240" w:lineRule="auto"/>
-        <w:ind w:firstLine="720"/>
-        <w:jc w:val="both"/>
-        <w:rPr>
-          <w:color w:val="000000" w:themeColor="text1"/>
-          <w:lang w:val="vi-VN"/>
-        </w:rPr>
-      </w:pPr>
-      <w:r>
-        <w:rPr>
-          <w:color w:val="000000" w:themeColor="text1"/>
-          <w:lang w:val="vi-VN"/>
-        </w:rPr>
-        <w:t>5) Lý lịch tóm tắt của người bị đề nghị áp dụng biện pháp đưa vào cơ sở cai nghiện bắt buộc.</w:t>
-      </w:r>
-    </w:p>
-    <w:p>
-      <w:pPr>
-        <w:spacing w:before="120" w:after="0" w:line="240" w:lineRule="auto"/>
-        <w:ind w:firstLine="720"/>
-        <w:jc w:val="both"/>
-        <w:rPr>
-          <w:color w:val="000000" w:themeColor="text1"/>
-          <w:lang w:val="vi-VN"/>
-        </w:rPr>
-      </w:pPr>
-      <w:r>
-        <w:rPr>
-          <w:color w:val="000000" w:themeColor="text1"/>
-          <w:lang w:val="vi-VN"/>
-        </w:rPr>
-        <w:t>6) Bản tường trình của người vi phạm về hành vi sử dụng trái phép chất ma túy.</w:t>
-      </w:r>
-    </w:p>
-    <w:p>
-      <w:pPr>
-        <w:spacing w:before="120" w:after="0" w:line="240" w:lineRule="auto"/>
-        <w:ind w:firstLine="720"/>
-        <w:jc w:val="both"/>
-        <w:rPr>
-          <w:color w:val="000000" w:themeColor="text1"/>
-          <w:lang w:val="vi-VN"/>
-        </w:rPr>
-      </w:pPr>
-      <w:r>
-        <w:rPr>
-          <w:color w:val="000000" w:themeColor="text1"/>
-          <w:lang w:val="vi-VN"/>
-        </w:rPr>
-        <w:t xml:space="preserve">7) Chỉ bản của </w:t>
-      </w:r>
-      <w:r>
-        <w:rPr>
-          <w:color w:val="000000"/>
-        </w:rPr>
-        <w:t>{doituong1_ho_va_ten}</w:t>
-      </w:r>
-    </w:p>
-    <w:p>
-      <w:pPr>
-        <w:spacing w:before="120" w:after="0" w:line="240" w:lineRule="auto"/>
-        <w:ind w:firstLine="720"/>
-        <w:jc w:val="both"/>
-        <w:rPr>
-          <w:color w:val="000000" w:themeColor="text1"/>
-          <w:lang w:val="vi-VN"/>
-        </w:rPr>
-      </w:pPr>
-      <w:r>
-        <w:rPr>
-          <w:color w:val="000000" w:themeColor="text1"/>
-          <w:lang w:val="vi-VN"/>
-        </w:rPr>
-        <w:t>8) Quyết định tạm giữ người theo thủ tục hành chính.</w:t>
-      </w:r>
-    </w:p>
-    <w:p>
-      <w:pPr>
-        <w:spacing w:before="120" w:after="0" w:line="240" w:lineRule="auto"/>
-        <w:ind w:firstLine="720"/>
-        <w:jc w:val="both"/>
-        <w:rPr>
-          <w:color w:val="000000" w:themeColor="text1"/>
-          <w:lang w:val="vi-VN"/>
-        </w:rPr>
-      </w:pPr>
-      <w:r>
-        <w:rPr>
-          <w:color w:val="000000" w:themeColor="text1"/>
-          <w:lang w:val="vi-VN"/>
-        </w:rPr>
-        <w:lastRenderedPageBreak/>
-        <w:t>9) Biên bản giao, nhận hồ sơ, người bị quản lý trong thời gian lập hồ sơ đề nghị áp dụng biện pháp đưa vào cơ sở cai nghiện bắt buộc.</w:t>
-      </w:r>
-    </w:p>
-    <w:p>
-      <w:pPr>
-        <w:spacing w:before="120" w:after="0" w:line="240" w:lineRule="auto"/>
-        <w:ind w:firstLine="720"/>
-        <w:jc w:val="both"/>
-        <w:rPr>
-          <w:color w:val="000000" w:themeColor="text1"/>
-          <w:lang w:val="vi-VN"/>
-        </w:rPr>
-      </w:pPr>
-      <w:r>
-        <w:rPr>
-          <w:color w:val="000000" w:themeColor="text1"/>
-          <w:lang w:val="vi-VN"/>
-        </w:rPr>
-        <w:t>10) Phiếu kết quả xác định tình trạng nghiện ma túy.</w:t>
-      </w:r>
-    </w:p>
-    <w:p>
-      <w:pPr>
-        <w:spacing w:before="120" w:after="0" w:line="240" w:lineRule="auto"/>
-        <w:ind w:firstLine="720"/>
-        <w:jc w:val="both"/>
-        <w:rPr>
-          <w:color w:val="000000" w:themeColor="text1"/>
-          <w:lang w:val="vi-VN"/>
-        </w:rPr>
-      </w:pPr>
-      <w:r>
-        <w:rPr>
-          <w:color w:val="000000" w:themeColor="text1"/>
-          <w:lang w:val="vi-VN"/>
-        </w:rPr>
-        <w:t>11) Quyết định quản lý người nghiện ma túy trong thời gian làm thủ tục áp dụng biện pháp xử lý hành chính đưa vào cơ sở cai nghiện bắt buộc.</w:t>
-      </w:r>
-    </w:p>
-    <w:p>
-      <w:pPr>
-        <w:spacing w:before="120" w:after="0" w:line="240" w:lineRule="auto"/>
-        <w:ind w:firstLine="720"/>
-        <w:jc w:val="both"/>
-        <w:rPr>
-          <w:color w:val="000000" w:themeColor="text1"/>
-          <w:lang w:val="vi-VN"/>
-        </w:rPr>
-      </w:pPr>
-      <w:r>
-        <w:rPr>
-          <w:color w:val="000000" w:themeColor="text1"/>
-          <w:lang w:val="vi-VN"/>
-        </w:rPr>
-        <w:t>12) Biên bản vi phạm về cai nghiện ma túy tự nguyện, quản lý sau cai nghiện ma túy và điều trị nghiện các chất dạng thuốc phiện bằng thuốc thay thế.</w:t>
-      </w:r>
-    </w:p>
-    <w:p>
-      <w:pPr>
-        <w:spacing w:before="120" w:after="0" w:line="240" w:lineRule="auto"/>
-        <w:ind w:firstLine="720"/>
-        <w:jc w:val="both"/>
-        <w:rPr>
-          <w:color w:val="000000" w:themeColor="text1"/>
-          <w:lang w:val="vi-VN"/>
-        </w:rPr>
-      </w:pPr>
-      <w:r>
-        <w:rPr>
-          <w:color w:val="000000" w:themeColor="text1"/>
-          <w:lang w:val="vi-VN"/>
-        </w:rPr>
-        <w:t>13) Biên bản làm việc.</w:t>
-      </w:r>
-    </w:p>
-    <w:p>
-      <w:pPr>
-        <w:spacing w:before="120" w:after="0" w:line="240" w:lineRule="auto"/>
-        <w:ind w:firstLine="720"/>
-        <w:jc w:val="both"/>
-        <w:rPr>
-          <w:color w:val="000000" w:themeColor="text1"/>
-          <w:lang w:val="vi-VN"/>
-        </w:rPr>
-      </w:pPr>
-      <w:r>
-        <w:rPr>
-          <w:color w:val="000000" w:themeColor="text1"/>
-          <w:lang w:val="vi-VN"/>
-        </w:rPr>
-        <w:t>14) Phiếu xác minh thông tin về cư trú.</w:t>
-      </w:r>
-    </w:p>
-    <w:p>
-      <w:pPr>
-        <w:spacing w:before="120" w:after="0" w:line="240" w:lineRule="auto"/>
-        <w:ind w:firstLine="720"/>
-        <w:jc w:val="both"/>
-        <w:rPr>
-          <w:color w:val="000000" w:themeColor="text1"/>
-          <w:lang w:val="vi-VN"/>
-        </w:rPr>
-      </w:pPr>
-      <w:r>
-        <w:rPr>
-          <w:color w:val="000000" w:themeColor="text1"/>
-          <w:lang w:val="vi-VN"/>
-        </w:rPr>
-        <w:t>15) Thông báo về việc lập hồ sơ đề nghị áp dụng biện pháp xử lý hành chính đưa vào Cơ sở cai nghiện bắt buộc.</w:t>
-      </w:r>
-    </w:p>
-    <w:p>
-      <w:pPr>
-        <w:spacing w:before="120" w:after="0" w:line="240" w:lineRule="auto"/>
-        <w:ind w:firstLine="720"/>
-        <w:jc w:val="both"/>
-        <w:rPr>
-          <w:color w:val="000000" w:themeColor="text1"/>
-          <w:lang w:val="vi-VN"/>
-        </w:rPr>
-      </w:pPr>
-      <w:r>
-        <w:rPr>
-          <w:color w:val="000000" w:themeColor="text1"/>
-          <w:lang w:val="vi-VN"/>
-        </w:rPr>
-        <w:t>16) Biên bản về việc đọc và ghi chép các nội dung cần thiết trong hồ sơ đề nghị áp dụng biện pháp đưa vào cơ sở cai nghiện bắt buộc.</w:t>
-      </w:r>
-    </w:p>
-    <w:p>
-      <w:pPr>
-        <w:spacing w:before="120" w:after="0" w:line="240" w:lineRule="auto"/>
-        <w:ind w:firstLine="720"/>
-        <w:jc w:val="both"/>
-        <w:rPr>
-          <w:color w:val="000000" w:themeColor="text1"/>
-          <w:lang w:val="vi-VN"/>
-        </w:rPr>
-      </w:pPr>
-      <w:r>
-        <w:rPr>
-          <w:b/>
-          <w:bCs/>
-          <w:color w:val="000000" w:themeColor="text1"/>
-          <w:lang w:val="vi-VN"/>
-        </w:rPr>
-        <w:t xml:space="preserve">3. </w:t>
-      </w:r>
-      <w:r>
-        <w:rPr>
-          <w:color w:val="000000" w:themeColor="text1"/>
-          <w:lang w:val="vi-VN"/>
-        </w:rPr>
-        <w:t xml:space="preserve">Ông </w:t>
-      </w:r>
-      <w:r>
-        <w:rPr>
-          <w:color w:val="000000"/>
-        </w:rPr>
-        <w:t>{doituong1_ho_va_ten}</w:t>
-      </w:r>
-      <w:r>
-        <w:rPr>
-          <w:bCs/>
-          <w:iCs/>
-          <w:color w:val="000000" w:themeColor="text1"/>
-        </w:rPr>
-        <w:t xml:space="preserve"> </w:t>
-      </w:r>
-      <w:r>
-        <w:rPr>
-          <w:color w:val="000000" w:themeColor="text1"/>
-          <w:lang w:val="vi-VN"/>
-        </w:rPr>
-        <w:t xml:space="preserve">chịu trách nhiệm thi hành tại </w:t>
-      </w:r>
-      <w:r>
-        <w:rPr>
-          <w:color w:val="FF0000"/>
-          <w:lang w:val="vi-VN"/>
-        </w:rPr>
-        <w:t xml:space="preserve">Cơ sở Cai nghiện ma túy số 4 - tỉnh Lâm Đồng, </w:t>
-      </w:r>
-      <w:r>
-        <w:rPr>
-          <w:color w:val="000000" w:themeColor="text1"/>
-          <w:lang w:val="vi-VN"/>
-        </w:rPr>
-        <w:t>thời hạn áp dụng biện pháp đưa vào Cơ sở cai nghiện bắt buộc là từ 12 tháng đến 24 tháng.</w:t>
+          <w:spacing w:val="-2"/>
+        </w:rPr>
+        <w:t>{ho_va_ten_hoa};</w:t>
       </w:r>
     </w:p>
     <w:p>
@@ -1531,14 +1551,7 @@
                 <w:b/>
                 <w:color w:val="0D0D0D"/>
               </w:rPr>
-              <w:t xml:space="preserve">PHÓ </w:t>
-            </w:r>
-            <w:r>
-              <w:rPr>
-                <w:b/>
-                <w:color w:val="0D0D0D"/>
-              </w:rPr>
-              <w:t>TRƯỞNG CÔNG AN PHƯỜNG</w:t>
+              <w:t>PHÓ TRƯỞNG CÔNG AN PHƯỜNG</w:t>
             </w:r>
           </w:p>
           <w:p>
@@ -1612,6 +1625,7 @@
     </w:p>
     <w:sectPr>
       <w:headerReference w:type="default" r:id="rId8"/>
+      <w:headerReference w:type="first" r:id="rId9"/>
       <w:pgSz w:w="11907" w:h="16840"/>
       <w:pgMar w:top="1134" w:right="1134" w:bottom="1134" w:left="1701" w:header="709" w:footer="709" w:gutter="0"/>
       <w:cols w:space="708"/>
@@ -1696,6 +1710,32 @@
     </w:r>
     <w:r>
       <w:fldChar w:fldCharType="end"/>
+    </w:r>
+  </w:p>
+  <w:p>
+    <w:pPr>
+      <w:pStyle w:val="Header"/>
+    </w:pPr>
+  </w:p>
+</w:hdr>
+</file>
+
+<file path=word/header2.xml><?xml version="1.0" encoding="utf-8"?>
+<w:hdr xmlns:wpc="http://schemas.microsoft.com/office/word/2010/wordprocessingCanvas" xmlns:cx="http://schemas.microsoft.com/office/drawing/2014/chartex" xmlns:cx1="http://schemas.microsoft.com/office/drawing/2015/9/8/chartex" xmlns:cx2="http://schemas.microsoft.com/office/drawing/2015/10/21/chartex" xmlns:cx3="http://schemas.microsoft.com/office/drawing/2016/5/9/chartex" xmlns:cx4="http://schemas.microsoft.com/office/drawing/2016/5/10/chartex" xmlns:cx5="http://schemas.microsoft.com/office/drawing/2016/5/11/chartex" xmlns:cx6="http://schemas.microsoft.com/office/drawing/2016/5/12/chartex" xmlns:cx7="http://schemas.microsoft.com/office/drawing/2016/5/13/chartex" xmlns:cx8="http://schemas.microsoft.com/office/drawing/2016/5/14/chartex" xmlns:mc="http://schemas.openxmlformats.org/markup-compatibility/2006" xmlns:aink="http://schemas.microsoft.com/office/drawing/2016/ink" xmlns:am3d="http://schemas.microsoft.com/office/drawing/2017/model3d" xmlns:o="urn:schemas-microsoft-com:office:office" xmlns:oel="http://schemas.microsoft.com/office/2019/extlst" xmlns:r="http://schemas.openxmlformats.org/officeDocument/2006/relationships" xmlns:m="http://schemas.openxmlformats.org/officeDocument/2006/math" xmlns:v="urn:schemas-microsoft-com:vml" xmlns:wp14="http://schemas.microsoft.com/office/word/2010/wordprocessingDrawing" xmlns:wp="http://schemas.openxmlformats.org/drawingml/2006/wordprocessingDrawing" xmlns:w10="urn:schemas-microsoft-com:office:word" xmlns:w="http://schemas.openxmlformats.org/wordprocessingml/2006/main" xmlns:w14="http://schemas.microsoft.com/office/word/2010/wordml" xmlns:w15="http://schemas.microsoft.com/office/word/2012/wordml" xmlns:w16cex="http://schemas.microsoft.com/office/word/2018/wordml/cex" xmlns:w16cid="http://schemas.microsoft.com/office/word/2016/wordml/cid" xmlns:w16="http://schemas.microsoft.com/office/word/2018/wordml" xmlns:w16sdtdh="http://schemas.microsoft.com/office/word/2020/wordml/sdtdatahash" xmlns:w16se="http://schemas.microsoft.com/office/word/2015/wordml/symex" xmlns:wpg="http://schemas.microsoft.com/office/word/2010/wordprocessingGroup" xmlns:wpi="http://schemas.microsoft.com/office/word/2010/wordprocessingInk" xmlns:wne="http://schemas.microsoft.com/office/word/2006/wordml" xmlns:wps="http://schemas.microsoft.com/office/word/2010/wordprocessingShape" mc:Ignorable="w14 w15 w16se w16cid w16 w16cex w16sdtdh wp14">
+  <w:p>
+    <w:pPr>
+      <w:jc w:val="right"/>
+      <w:rPr>
+        <w:b/>
+        <w:bCs/>
+      </w:rPr>
+    </w:pPr>
+    <w:r>
+      <w:rPr>
+        <w:b/>
+        <w:bCs/>
+      </w:rPr>
+      <w:t>Mẫu số 36</w:t>
     </w:r>
   </w:p>
   <w:p>
@@ -2488,10 +2528,6 @@
 </file>
 
 <file path=customXml/item1.xml><?xml version="1.0" encoding="utf-8"?>
-<b:Sources xmlns:b="http://schemas.openxmlformats.org/officeDocument/2006/bibliography" xmlns="http://schemas.openxmlformats.org/officeDocument/2006/bibliography" SelectedStyle="\APA.XSL" StyleName="APA"/>
-</file>
-
-<file path=customXml/item2.xml><?xml version="1.0" encoding="utf-8"?>
 <s:customData xmlns="http://www.wps.cn/officeDocument/2013/wpsCustomData" xmlns:s="http://www.wps.cn/officeDocument/2013/wpsCustomData">
   <customSectProps/>
   <customShpExts>
@@ -2500,18 +2536,22 @@
 </s:customData>
 </file>
 
+<file path=customXml/item2.xml><?xml version="1.0" encoding="utf-8"?>
+<b:Sources xmlns:b="http://schemas.openxmlformats.org/officeDocument/2006/bibliography" xmlns="http://schemas.openxmlformats.org/officeDocument/2006/bibliography" SelectedStyle="\APA.XSL" StyleName="APA"/>
+</file>
+
 <file path=customXml/itemProps1.xml><?xml version="1.0" encoding="utf-8"?>
+<ds:datastoreItem xmlns:ds="http://schemas.openxmlformats.org/officeDocument/2006/customXml" ds:itemID="{B1977F7D-205B-4081-913C-38D41E755F92}">
+  <ds:schemaRefs>
+    <ds:schemaRef ds:uri="http://www.wps.cn/officeDocument/2013/wpsCustomData"/>
+  </ds:schemaRefs>
+</ds:datastoreItem>
+</file>
+
+<file path=customXml/itemProps2.xml><?xml version="1.0" encoding="utf-8"?>
 <ds:datastoreItem xmlns:ds="http://schemas.openxmlformats.org/officeDocument/2006/customXml" ds:itemID="{7408ED31-A75E-4FC9-B145-B220542A8148}">
   <ds:schemaRefs>
     <ds:schemaRef ds:uri="http://schemas.openxmlformats.org/officeDocument/2006/bibliography"/>
   </ds:schemaRefs>
 </ds:datastoreItem>
-</file>
-
-<file path=customXml/itemProps2.xml><?xml version="1.0" encoding="utf-8"?>
-<ds:datastoreItem xmlns:ds="http://schemas.openxmlformats.org/officeDocument/2006/customXml" ds:itemID="{B1977F7D-205B-4081-913C-38D41E755F92}">
-  <ds:schemaRefs>
-    <ds:schemaRef ds:uri="http://www.wps.cn/officeDocument/2013/wpsCustomData"/>
-  </ds:schemaRefs>
-</ds:datastoreItem>
 </file>